--- a/Project Documents/2. Requirement Analysis/Solution Requirements.docx
+++ b/Project Documents/2. Requirement Analysis/Solution Requirements.docx
@@ -1291,7 +1291,7 @@
               <w:rPr>
                 <w:sz w:val="19"/>
               </w:rPr>
-              <w:t>Graceful error handling: missing key -&gt; 503, Gemini failure / invalid quiz -&gt; 502 with a clear message; local model falls back to Gemini.</w:t>
+              <w:t>Graceful error handling: automatic retry with exponential backoff and fallback models when Gemini is overloaded (503) or rate limited (429); missing key or still-busy Gemini -&gt; 503, other AI failures / invalid quiz -&gt; 502 with a clear message and a Try again button; local model falls back to Gemini.</w:t>
             </w:r>
           </w:p>
         </w:tc>
@@ -1308,7 +1308,7 @@
               <w:rPr>
                 <w:sz w:val="19"/>
               </w:rPr>
-              <w:t>No unhandled exceptions; 31 automated tests pass</w:t>
+              <w:t>No unhandled exceptions; 40 automated tests pass</w:t>
             </w:r>
           </w:p>
         </w:tc>
